--- a/HIPAA/CSW-HIPAA-Reference-Design.docx
+++ b/HIPAA/CSW-HIPAA-Reference-Design.docx
@@ -28,7 +28,7 @@
         </w:p>
       </w:sdtContent>
     </w:sdt>
-    <w:bookmarkStart w:id="59" w:name="X24873a4062e7859bb14034357a69421f431fe7d"/>
+    <w:bookmarkStart w:id="60" w:name="X24873a4062e7859bb14034357a69421f431fe7d"/>
     <w:p>
       <w:pPr>
         <w:pStyle w:val="Heading1"/>
@@ -37,13 +37,13 @@
         <w:t xml:space="preserve">Cisco Secure Workload — HIPAA Compliance Framework</w:t>
       </w:r>
     </w:p>
-    <w:bookmarkStart w:id="9" w:name="technical-runbook--healthcare-accounts"/>
+    <w:bookmarkStart w:id="9" w:name="reference-design--healthcare-accounts"/>
     <w:p>
       <w:pPr>
         <w:pStyle w:val="Heading2"/>
       </w:pPr>
       <w:r>
-        <w:t xml:space="preserve">Technical Runbook | Healthcare Accounts</w:t>
+        <w:t xml:space="preserve">Reference Design | Healthcare Accounts</w:t>
       </w:r>
     </w:p>
     <w:p>
@@ -136,7 +136,7 @@
           <w:b/>
           <w:bCs/>
         </w:rPr>
-        <w:t xml:space="preserve">Questions this runbook helps you answer:</w:t>
+        <w:t xml:space="preserve">Questions this reference design helps you answer:</w:t>
       </w:r>
     </w:p>
     <w:p>
@@ -401,7 +401,7 @@
       </w:r>
     </w:p>
     <w:bookmarkEnd w:id="10"/>
-    <w:bookmarkStart w:id="13" w:name="X9ea0bc5b10255d5807114f32c5382b01b68ee39"/>
+    <w:bookmarkStart w:id="14" w:name="X9ea0bc5b10255d5807114f32c5382b01b68ee39"/>
     <w:p>
       <w:pPr>
         <w:pStyle w:val="Heading2"/>
@@ -828,7 +828,24 @@
         <w:t xml:space="preserve"> </w:t>
       </w:r>
       <w:r>
-        <w:t xml:space="preserve">(platform intro)</w:t>
+        <w:t xml:space="preserve">(platform intro) ·</w:t>
+      </w:r>
+      <w:r>
+        <w:t xml:space="preserve"> </w:t>
+      </w:r>
+      <w:hyperlink r:id="rId13">
+        <w:r>
+          <w:rPr>
+            <w:rStyle w:val="Hyperlink"/>
+          </w:rPr>
+          <w:t xml:space="preserve">Epic EHR microsegmentation guide</w:t>
+        </w:r>
+      </w:hyperlink>
+      <w:r>
+        <w:t xml:space="preserve"> </w:t>
+      </w:r>
+      <w:r>
+        <w:t xml:space="preserve">(step-by-step Epic tier rollout)</w:t>
       </w:r>
     </w:p>
     <w:p>
@@ -838,8 +855,8 @@
         </w:pict>
       </w:r>
     </w:p>
-    <w:bookmarkEnd w:id="13"/>
-    <w:bookmarkStart w:id="19" w:name="universal-evidence-workflow"/>
+    <w:bookmarkEnd w:id="14"/>
+    <w:bookmarkStart w:id="20" w:name="universal-evidence-workflow"/>
     <w:p>
       <w:pPr>
         <w:pStyle w:val="Heading2"/>
@@ -1150,7 +1167,7 @@
         </w:tc>
       </w:tr>
     </w:tbl>
-    <w:bookmarkStart w:id="14" w:name="phase-1-checklist-coverage"/>
+    <w:bookmarkStart w:id="15" w:name="phase-1-checklist-coverage"/>
     <w:p>
       <w:pPr>
         <w:pStyle w:val="Heading3"/>
@@ -1250,8 +1267,8 @@
         <w:t xml:space="preserve">inventory CSV + agent status screenshot</w:t>
       </w:r>
     </w:p>
-    <w:bookmarkEnd w:id="14"/>
-    <w:bookmarkStart w:id="15" w:name="phase-2-checklist-baseline"/>
+    <w:bookmarkEnd w:id="15"/>
+    <w:bookmarkStart w:id="16" w:name="phase-2-checklist-baseline"/>
     <w:p>
       <w:pPr>
         <w:pStyle w:val="Heading3"/>
@@ -1318,8 +1335,8 @@
         <w:t xml:space="preserve">ADM diagram + flow samples with process context</w:t>
       </w:r>
     </w:p>
-    <w:bookmarkEnd w:id="15"/>
-    <w:bookmarkStart w:id="16" w:name="phase-3-checklist-policy"/>
+    <w:bookmarkEnd w:id="16"/>
+    <w:bookmarkStart w:id="17" w:name="phase-3-checklist-policy"/>
     <w:p>
       <w:pPr>
         <w:pStyle w:val="Heading3"/>
@@ -1386,8 +1403,8 @@
         <w:t xml:space="preserve">policy export + simulation report</w:t>
       </w:r>
     </w:p>
-    <w:bookmarkEnd w:id="16"/>
-    <w:bookmarkStart w:id="17" w:name="phase-4-checklist-operate"/>
+    <w:bookmarkEnd w:id="17"/>
+    <w:bookmarkStart w:id="18" w:name="phase-4-checklist-operate"/>
     <w:p>
       <w:pPr>
         <w:pStyle w:val="Heading3"/>
@@ -1454,8 +1471,8 @@
         <w:t xml:space="preserve">enforcement screenshot + quarterly binder</w:t>
       </w:r>
     </w:p>
-    <w:bookmarkEnd w:id="17"/>
-    <w:bookmarkStart w:id="18" w:name="what-csw-evidence-does-not-replace"/>
+    <w:bookmarkEnd w:id="18"/>
+    <w:bookmarkStart w:id="19" w:name="what-csw-evidence-does-not-replace"/>
     <w:p>
       <w:pPr>
         <w:pStyle w:val="Heading3"/>
@@ -1495,9 +1512,9 @@
         </w:pict>
       </w:r>
     </w:p>
-    <w:bookmarkEnd w:id="18"/>
     <w:bookmarkEnd w:id="19"/>
-    <w:bookmarkStart w:id="20" w:name="csw-effectiveness-for-this-framework"/>
+    <w:bookmarkEnd w:id="20"/>
+    <w:bookmarkStart w:id="21" w:name="csw-effectiveness-for-this-framework"/>
     <w:p>
       <w:pPr>
         <w:pStyle w:val="Heading2"/>
@@ -1583,8 +1600,8 @@
         </w:pict>
       </w:r>
     </w:p>
-    <w:bookmarkEnd w:id="20"/>
-    <w:bookmarkStart w:id="22" w:name="Xc8951b796c7b61cbdd4998c72efbdeed0056e13"/>
+    <w:bookmarkEnd w:id="21"/>
+    <w:bookmarkStart w:id="23" w:name="Xc8951b796c7b61cbdd4998c72efbdeed0056e13"/>
     <w:p>
       <w:pPr>
         <w:pStyle w:val="Heading2"/>
@@ -1598,10 +1615,10 @@
         <w:pStyle w:val="FirstParagraph"/>
       </w:pPr>
       <w:r>
-        <w:t xml:space="preserve">This runbook guides deployment of Cisco Secure Workload (CSW) in healthcare environments to support technical and operational evidence for elements of the HIPAA Security Rule commonly mapped to workload segmentation, logging, and risk-analysis inputs. CSW provides workload-level visibility, micro-segmentation, vulnerability exposure context, and forensic telemetry — all subject to deployment scope and complementary administrative, physical, and organizational controls.</w:t>
-      </w:r>
-    </w:p>
-    <w:bookmarkStart w:id="21" w:name="hipaa-security-rule-structure"/>
+        <w:t xml:space="preserve">This reference design guides deployment of Cisco Secure Workload (CSW) in healthcare environments to support technical and operational evidence for elements of the HIPAA Security Rule commonly mapped to workload segmentation, logging, and risk-analysis inputs. CSW provides workload-level visibility, micro-segmentation, vulnerability exposure context, and forensic telemetry — all subject to deployment scope and complementary administrative, physical, and organizational controls.</w:t>
+      </w:r>
+    </w:p>
+    <w:bookmarkStart w:id="22" w:name="hipaa-security-rule-structure"/>
     <w:p>
       <w:pPr>
         <w:pStyle w:val="Heading3"/>
@@ -1751,9 +1768,9 @@
         </w:pict>
       </w:r>
     </w:p>
-    <w:bookmarkEnd w:id="21"/>
     <w:bookmarkEnd w:id="22"/>
-    <w:bookmarkStart w:id="23" w:name="Xcaf64b391b9418042f6653ba9f777777e18d51e"/>
+    <w:bookmarkEnd w:id="23"/>
+    <w:bookmarkStart w:id="24" w:name="Xcaf64b391b9418042f6653ba9f777777e18d51e"/>
     <w:p>
       <w:pPr>
         <w:pStyle w:val="Heading2"/>
@@ -1849,8 +1866,8 @@
         </w:pict>
       </w:r>
     </w:p>
-    <w:bookmarkEnd w:id="23"/>
-    <w:bookmarkStart w:id="27" w:name="Xb2ed0b8df7dcaa445650af34cb5a6c449cd2e62"/>
+    <w:bookmarkEnd w:id="24"/>
+    <w:bookmarkStart w:id="28" w:name="Xb2ed0b8df7dcaa445650af34cb5a6c449cd2e62"/>
     <w:p>
       <w:pPr>
         <w:pStyle w:val="Heading2"/>
@@ -1859,7 +1876,7 @@
         <w:t xml:space="preserve">3. Phase 1 — Sensor Deployment (Days 1–5)</w:t>
       </w:r>
     </w:p>
-    <w:bookmarkStart w:id="24" w:name="X9178b1e11e802952dd9a87e8aea7ffcad9b93a8"/>
+    <w:bookmarkStart w:id="25" w:name="X9178b1e11e802952dd9a87e8aea7ffcad9b93a8"/>
     <w:p>
       <w:pPr>
         <w:pStyle w:val="Heading3"/>
@@ -2135,8 +2152,8 @@
         <w:t xml:space="preserve">from Day 1</w:t>
       </w:r>
     </w:p>
-    <w:bookmarkEnd w:id="24"/>
-    <w:bookmarkStart w:id="25" w:name="X08f04152d082abfe362b39084978328140dcaa2"/>
+    <w:bookmarkEnd w:id="25"/>
+    <w:bookmarkStart w:id="26" w:name="X08f04152d082abfe362b39084978328140dcaa2"/>
     <w:p>
       <w:pPr>
         <w:pStyle w:val="Heading3"/>
@@ -2273,8 +2290,8 @@
         <w:t xml:space="preserve">Tag-based scope inheritance</w:t>
       </w:r>
     </w:p>
-    <w:bookmarkEnd w:id="25"/>
-    <w:bookmarkStart w:id="26" w:name="X0741187bb85135972034e4c18a14cb393faf67a"/>
+    <w:bookmarkEnd w:id="26"/>
+    <w:bookmarkStart w:id="27" w:name="X0741187bb85135972034e4c18a14cb393faf67a"/>
     <w:p>
       <w:pPr>
         <w:pStyle w:val="Heading3"/>
@@ -2328,9 +2345,9 @@
         </w:pict>
       </w:r>
     </w:p>
-    <w:bookmarkEnd w:id="26"/>
     <w:bookmarkEnd w:id="27"/>
-    <w:bookmarkStart w:id="31" w:name="Xb8dd635992fab6847f64941f96a44ebc4299d04"/>
+    <w:bookmarkEnd w:id="28"/>
+    <w:bookmarkStart w:id="32" w:name="Xb8dd635992fab6847f64941f96a44ebc4299d04"/>
     <w:p>
       <w:pPr>
         <w:pStyle w:val="Heading2"/>
@@ -2339,7 +2356,7 @@
         <w:t xml:space="preserve">4. Phase 2 — Scope &amp; Inventory Design (Days 6–10)</w:t>
       </w:r>
     </w:p>
-    <w:bookmarkStart w:id="28" w:name="X82dcfe511e9e7d97ec0416b725cd7af3a53664d"/>
+    <w:bookmarkStart w:id="29" w:name="X82dcfe511e9e7d97ec0416b725cd7af3a53664d"/>
     <w:p>
       <w:pPr>
         <w:pStyle w:val="Heading3"/>
@@ -2511,8 +2528,8 @@
         <w:t xml:space="preserve">        └── Third-Party-Apps</w:t>
       </w:r>
     </w:p>
-    <w:bookmarkEnd w:id="28"/>
-    <w:bookmarkStart w:id="29" w:name="X65b5140bde9270ef0b2e5e198bea2e8a37b27ab"/>
+    <w:bookmarkEnd w:id="29"/>
+    <w:bookmarkStart w:id="30" w:name="X65b5140bde9270ef0b2e5e198bea2e8a37b27ab"/>
     <w:p>
       <w:pPr>
         <w:pStyle w:val="Heading3"/>
@@ -2606,8 +2623,8 @@
         <w:t xml:space="preserve">  - Listening on: 3306, 5432, 1521, 1433</w:t>
       </w:r>
     </w:p>
-    <w:bookmarkEnd w:id="29"/>
-    <w:bookmarkStart w:id="30" w:name="Xb7c9ada7c75a26ba406466375e768460fd35299"/>
+    <w:bookmarkEnd w:id="30"/>
+    <w:bookmarkStart w:id="31" w:name="Xb7c9ada7c75a26ba406466375e768460fd35299"/>
     <w:p>
       <w:pPr>
         <w:pStyle w:val="Heading3"/>
@@ -2871,9 +2888,9 @@
         </w:pict>
       </w:r>
     </w:p>
-    <w:bookmarkEnd w:id="30"/>
     <w:bookmarkEnd w:id="31"/>
-    <w:bookmarkStart w:id="35" w:name="X73fc0985945f9f5d78a981baf2967e2fc341ab8"/>
+    <w:bookmarkEnd w:id="32"/>
+    <w:bookmarkStart w:id="36" w:name="X73fc0985945f9f5d78a981baf2967e2fc341ab8"/>
     <w:p>
       <w:pPr>
         <w:pStyle w:val="Heading2"/>
@@ -2882,7 +2899,7 @@
         <w:t xml:space="preserve">5. Phase 3 — Application Dependency Mapping (Days 11–21)</w:t>
       </w:r>
     </w:p>
-    <w:bookmarkStart w:id="32" w:name="X8de1686ffb7f033b32d0a8fbc237811e4c69ae4"/>
+    <w:bookmarkStart w:id="33" w:name="X8de1686ffb7f033b32d0a8fbc237811e4c69ae4"/>
     <w:p>
       <w:pPr>
         <w:pStyle w:val="Heading3"/>
@@ -3035,8 +3052,8 @@
         <w:t xml:space="preserve">Set retention: minimum 30 days for HIPAA audit trail</w:t>
       </w:r>
     </w:p>
-    <w:bookmarkEnd w:id="32"/>
-    <w:bookmarkStart w:id="33" w:name="X88eb96bedbe5fde66a72d44154ff5a2e92ccec2"/>
+    <w:bookmarkEnd w:id="33"/>
+    <w:bookmarkStart w:id="34" w:name="X88eb96bedbe5fde66a72d44154ff5a2e92ccec2"/>
     <w:p>
       <w:pPr>
         <w:pStyle w:val="Heading3"/>
@@ -3211,8 +3228,8 @@
         </w:tc>
       </w:tr>
     </w:tbl>
-    <w:bookmarkEnd w:id="33"/>
-    <w:bookmarkStart w:id="34" w:name="X125ae6d971fc1bf5e762d11c68be3d29da1a5c3"/>
+    <w:bookmarkEnd w:id="34"/>
+    <w:bookmarkStart w:id="35" w:name="X125ae6d971fc1bf5e762d11c68be3d29da1a5c3"/>
     <w:p>
       <w:pPr>
         <w:pStyle w:val="Heading3"/>
@@ -3346,9 +3363,9 @@
         </w:pict>
       </w:r>
     </w:p>
-    <w:bookmarkEnd w:id="34"/>
     <w:bookmarkEnd w:id="35"/>
-    <w:bookmarkStart w:id="39" w:name="X6727d629da5427e2f2bf4805a16383b2df1480a"/>
+    <w:bookmarkEnd w:id="36"/>
+    <w:bookmarkStart w:id="40" w:name="X6727d629da5427e2f2bf4805a16383b2df1480a"/>
     <w:p>
       <w:pPr>
         <w:pStyle w:val="Heading2"/>
@@ -3357,7 +3374,7 @@
         <w:t xml:space="preserve">6. Phase 4 — Policy Development (Days 22–35)</w:t>
       </w:r>
     </w:p>
-    <w:bookmarkStart w:id="36" w:name="Xb79e26aa78111c1fd8b5217935ba81192e422d0"/>
+    <w:bookmarkStart w:id="37" w:name="Xb79e26aa78111c1fd8b5217935ba81192e422d0"/>
     <w:p>
       <w:pPr>
         <w:pStyle w:val="Heading3"/>
@@ -3515,8 +3532,8 @@
         <w:t xml:space="preserve">LOG: PHI-Zone → Any (unmatched outbound)</w:t>
       </w:r>
     </w:p>
-    <w:bookmarkEnd w:id="36"/>
-    <w:bookmarkStart w:id="37" w:name="Xff9b3e67280fb199521836392b13ead0c1ffc98"/>
+    <w:bookmarkEnd w:id="37"/>
+    <w:bookmarkStart w:id="38" w:name="Xff9b3e67280fb199521836392b13ead0c1ffc98"/>
     <w:p>
       <w:pPr>
         <w:pStyle w:val="Heading3"/>
@@ -3590,8 +3607,8 @@
         <w:t xml:space="preserve">  → Set mode: Simulation first → then Enforcement</w:t>
       </w:r>
     </w:p>
-    <w:bookmarkEnd w:id="37"/>
-    <w:bookmarkStart w:id="38" w:name="X295c622ec54df533762c63c905a253a05c46b5b"/>
+    <w:bookmarkEnd w:id="38"/>
+    <w:bookmarkStart w:id="39" w:name="X295c622ec54df533762c63c905a253a05c46b5b"/>
     <w:p>
       <w:pPr>
         <w:pStyle w:val="Heading3"/>
@@ -3807,9 +3824,9 @@
         </w:pict>
       </w:r>
     </w:p>
-    <w:bookmarkEnd w:id="38"/>
     <w:bookmarkEnd w:id="39"/>
-    <w:bookmarkStart w:id="42" w:name="X3503fee9be30a312080174628c6f00c1037add8"/>
+    <w:bookmarkEnd w:id="40"/>
+    <w:bookmarkStart w:id="43" w:name="X3503fee9be30a312080174628c6f00c1037add8"/>
     <w:p>
       <w:pPr>
         <w:pStyle w:val="Heading2"/>
@@ -3818,7 +3835,7 @@
         <w:t xml:space="preserve">7. Phase 5 — HIPAA Control Mapping</w:t>
       </w:r>
     </w:p>
-    <w:bookmarkStart w:id="40" w:name="X57b239316264dbaecb5d0ca8183d5a60de3a7b4"/>
+    <w:bookmarkStart w:id="41" w:name="X57b239316264dbaecb5d0ca8183d5a60de3a7b4"/>
     <w:p>
       <w:pPr>
         <w:pStyle w:val="Heading3"/>
@@ -4157,8 +4174,8 @@
         </w:tc>
       </w:tr>
     </w:tbl>
-    <w:bookmarkEnd w:id="40"/>
-    <w:bookmarkStart w:id="41" w:name="Xd720c92f78345f61de435ac952a5cfb9b3adb6d"/>
+    <w:bookmarkEnd w:id="41"/>
+    <w:bookmarkStart w:id="42" w:name="Xd720c92f78345f61de435ac952a5cfb9b3adb6d"/>
     <w:p>
       <w:pPr>
         <w:pStyle w:val="Heading3"/>
@@ -4399,9 +4416,9 @@
         </w:pict>
       </w:r>
     </w:p>
-    <w:bookmarkEnd w:id="41"/>
     <w:bookmarkEnd w:id="42"/>
-    <w:bookmarkStart w:id="46" w:name="Xe1cdc35a83144fe5e95124fba642170b2eca720"/>
+    <w:bookmarkEnd w:id="43"/>
+    <w:bookmarkStart w:id="47" w:name="Xe1cdc35a83144fe5e95124fba642170b2eca720"/>
     <w:p>
       <w:pPr>
         <w:pStyle w:val="Heading2"/>
@@ -4410,7 +4427,7 @@
         <w:t xml:space="preserve">8. Phase 6 — Vulnerability &amp; Risk Management</w:t>
       </w:r>
     </w:p>
-    <w:bookmarkStart w:id="43" w:name="X8b666bc2db41a7803b212ebcc8d3e11b06ad40f"/>
+    <w:bookmarkStart w:id="44" w:name="X8b666bc2db41a7803b212ebcc8d3e11b06ad40f"/>
     <w:p>
       <w:pPr>
         <w:pStyle w:val="Heading3"/>
@@ -4475,8 +4492,8 @@
         <w:t xml:space="preserve">§164.308(a)(1) requires ongoing risk analysis. CSW vulnerability data can inform that analysis with workload-level CVE mapping, but it remains one input among threat, impact, control-testing, BAA, and operational-risk evidence.</w:t>
       </w:r>
     </w:p>
-    <w:bookmarkEnd w:id="43"/>
-    <w:bookmarkStart w:id="44" w:name="Xa1a21836164e3c74c7cf80417a98966e8263e30"/>
+    <w:bookmarkEnd w:id="44"/>
+    <w:bookmarkStart w:id="45" w:name="Xa1a21836164e3c74c7cf80417a98966e8263e30"/>
     <w:p>
       <w:pPr>
         <w:pStyle w:val="Heading3"/>
@@ -4514,8 +4531,8 @@
         <w:t xml:space="preserve">Priority 3: Medium CVEs on Clinical-Support → Patch within 30 days</w:t>
       </w:r>
     </w:p>
-    <w:bookmarkEnd w:id="44"/>
-    <w:bookmarkStart w:id="45" w:name="X92f2fd30c210515d7b76acae44ee5bc0000190b"/>
+    <w:bookmarkEnd w:id="45"/>
+    <w:bookmarkStart w:id="46" w:name="X92f2fd30c210515d7b76acae44ee5bc0000190b"/>
     <w:p>
       <w:pPr>
         <w:pStyle w:val="Heading3"/>
@@ -4575,9 +4592,9 @@
         </w:pict>
       </w:r>
     </w:p>
-    <w:bookmarkEnd w:id="45"/>
     <w:bookmarkEnd w:id="46"/>
-    <w:bookmarkStart w:id="49" w:name="Xcafbcdf2a97a4b08aad84d517b928d47ab79081"/>
+    <w:bookmarkEnd w:id="47"/>
+    <w:bookmarkStart w:id="50" w:name="Xcafbcdf2a97a4b08aad84d517b928d47ab79081"/>
     <w:p>
       <w:pPr>
         <w:pStyle w:val="Heading2"/>
@@ -4586,7 +4603,7 @@
         <w:t xml:space="preserve">9. Phase 7 — Monitoring &amp; Alerting</w:t>
       </w:r>
     </w:p>
-    <w:bookmarkStart w:id="47" w:name="Xbe11ad60edc1486c483eb295adafff3e9f83c70"/>
+    <w:bookmarkStart w:id="48" w:name="Xbe11ad60edc1486c483eb295adafff3e9f83c70"/>
     <w:p>
       <w:pPr>
         <w:pStyle w:val="Heading3"/>
@@ -4898,8 +4915,8 @@
         </w:tc>
       </w:tr>
     </w:tbl>
-    <w:bookmarkEnd w:id="47"/>
-    <w:bookmarkStart w:id="48" w:name="Xa9164777bbbbf6f332a8845071eadd1d3d0ead7"/>
+    <w:bookmarkEnd w:id="48"/>
+    <w:bookmarkStart w:id="49" w:name="Xa9164777bbbbf6f332a8845071eadd1d3d0ead7"/>
     <w:p>
       <w:pPr>
         <w:pStyle w:val="Heading3"/>
@@ -5015,9 +5032,9 @@
         </w:pict>
       </w:r>
     </w:p>
-    <w:bookmarkEnd w:id="48"/>
     <w:bookmarkEnd w:id="49"/>
-    <w:bookmarkStart w:id="52" w:name="Xf9dcfbbebede508330b675d9160fa500f3d4e85"/>
+    <w:bookmarkEnd w:id="50"/>
+    <w:bookmarkStart w:id="53" w:name="Xf9dcfbbebede508330b675d9160fa500f3d4e85"/>
     <w:p>
       <w:pPr>
         <w:pStyle w:val="Heading2"/>
@@ -5026,7 +5043,7 @@
         <w:t xml:space="preserve">10. Reporting &amp; Evidence Collection</w:t>
       </w:r>
     </w:p>
-    <w:bookmarkStart w:id="50" w:name="X3544ced83eda6a2635b1e51be2a3e7846ef1617"/>
+    <w:bookmarkStart w:id="51" w:name="X3544ced83eda6a2635b1e51be2a3e7846ef1617"/>
     <w:p>
       <w:pPr>
         <w:pStyle w:val="Heading3"/>
@@ -5295,8 +5312,8 @@
         </w:tc>
       </w:tr>
     </w:tbl>
-    <w:bookmarkEnd w:id="50"/>
-    <w:bookmarkStart w:id="51" w:name="Xcccccbfb9439b60e59bd1b429cf530580392713"/>
+    <w:bookmarkEnd w:id="51"/>
+    <w:bookmarkStart w:id="52" w:name="Xcccccbfb9439b60e59bd1b429cf530580392713"/>
     <w:p>
       <w:pPr>
         <w:pStyle w:val="Heading3"/>
@@ -5424,9 +5441,9 @@
         </w:pict>
       </w:r>
     </w:p>
-    <w:bookmarkEnd w:id="51"/>
     <w:bookmarkEnd w:id="52"/>
-    <w:bookmarkStart w:id="53" w:name="X3a0851872a13412add7784181f5bc7c74c6084b"/>
+    <w:bookmarkEnd w:id="53"/>
+    <w:bookmarkStart w:id="54" w:name="X3a0851872a13412add7784181f5bc7c74c6084b"/>
     <w:p>
       <w:pPr>
         <w:pStyle w:val="Heading2"/>
@@ -5624,8 +5641,8 @@
         </w:pict>
       </w:r>
     </w:p>
-    <w:bookmarkEnd w:id="53"/>
-    <w:bookmarkStart w:id="58" w:name="related-frameworks"/>
+    <w:bookmarkEnd w:id="54"/>
+    <w:bookmarkStart w:id="59" w:name="related-frameworks"/>
     <w:p>
       <w:pPr>
         <w:pStyle w:val="Heading2"/>
@@ -5642,7 +5659,30 @@
           <w:numId w:val="1031"/>
         </w:numPr>
       </w:pPr>
-      <w:hyperlink r:id="rId54">
+      <w:hyperlink r:id="rId13">
+        <w:r>
+          <w:rPr>
+            <w:rStyle w:val="Hyperlink"/>
+          </w:rPr>
+          <w:t xml:space="preserve">CSW Epic EHR Microsegmentation Guide</w:t>
+        </w:r>
+      </w:hyperlink>
+      <w:r>
+        <w:t xml:space="preserve"> </w:t>
+      </w:r>
+      <w:r>
+        <w:t xml:space="preserve">— step-by-step Epic tier scopes, ADM, Interconnect/HL7, enforcement, and quarterly HIPAA evidence pack (implements many controls below for Epic estates).</w:t>
+      </w:r>
+    </w:p>
+    <w:p>
+      <w:pPr>
+        <w:pStyle w:val="Compact"/>
+        <w:numPr>
+          <w:ilvl w:val="0"/>
+          <w:numId w:val="1031"/>
+        </w:numPr>
+      </w:pPr>
+      <w:hyperlink r:id="rId55">
         <w:r>
           <w:rPr>
             <w:rStyle w:val="Hyperlink"/>
@@ -5665,7 +5705,7 @@
           <w:numId w:val="1031"/>
         </w:numPr>
       </w:pPr>
-      <w:hyperlink r:id="rId55">
+      <w:hyperlink r:id="rId56">
         <w:r>
           <w:rPr>
             <w:rStyle w:val="Hyperlink"/>
@@ -5688,7 +5728,7 @@
           <w:numId w:val="1031"/>
         </w:numPr>
       </w:pPr>
-      <w:hyperlink r:id="rId56">
+      <w:hyperlink r:id="rId57">
         <w:r>
           <w:rPr>
             <w:rStyle w:val="Hyperlink"/>
@@ -5711,7 +5751,7 @@
           <w:numId w:val="1031"/>
         </w:numPr>
       </w:pPr>
-      <w:hyperlink r:id="rId57">
+      <w:hyperlink r:id="rId58">
         <w:r>
           <w:rPr>
             <w:rStyle w:val="Hyperlink"/>
@@ -5745,8 +5785,8 @@
         <w:t xml:space="preserve">Document prepared for Cisco healthcare account engagements. Replace [Customer Name] and bracketed fields before customer delivery.</w:t>
       </w:r>
     </w:p>
-    <w:bookmarkEnd w:id="58"/>
     <w:bookmarkEnd w:id="59"/>
+    <w:bookmarkEnd w:id="60"/>
     <w:sectPr>
       <w:footnotePr>
         <w:numRestart w:val="eachSect"/>
